--- a/draft/ch7-end-matter.docx
+++ b/draft/ch7-end-matter.docx
@@ -52,7 +52,7 @@
         <w:pStyle w:val="Normal"/>
         <w:numPr>
           <w:ilvl w:val="1"/>
-          <w:numId w:val="1"/>
+          <w:numId w:val="2"/>
         </w:numPr>
         <w:spacing w:lineRule="auto" w:line="480"/>
         <w:jc w:val="start"/>
@@ -68,7 +68,7 @@
         <w:pStyle w:val="Normal"/>
         <w:numPr>
           <w:ilvl w:val="2"/>
-          <w:numId w:val="1"/>
+          <w:numId w:val="2"/>
         </w:numPr>
         <w:spacing w:lineRule="auto" w:line="480"/>
         <w:jc w:val="start"/>
@@ -92,7 +92,7 @@
         <w:pStyle w:val="Normal"/>
         <w:numPr>
           <w:ilvl w:val="2"/>
-          <w:numId w:val="1"/>
+          <w:numId w:val="2"/>
         </w:numPr>
         <w:spacing w:lineRule="auto" w:line="480"/>
         <w:jc w:val="start"/>
@@ -115,7 +115,7 @@
         <w:pStyle w:val="Normal"/>
         <w:numPr>
           <w:ilvl w:val="4"/>
-          <w:numId w:val="1"/>
+          <w:numId w:val="2"/>
         </w:numPr>
         <w:spacing w:lineRule="auto" w:line="480"/>
         <w:jc w:val="start"/>
@@ -131,7 +131,7 @@
         <w:pStyle w:val="Normal"/>
         <w:numPr>
           <w:ilvl w:val="4"/>
-          <w:numId w:val="1"/>
+          <w:numId w:val="2"/>
         </w:numPr>
         <w:spacing w:lineRule="auto" w:line="480"/>
         <w:jc w:val="start"/>
@@ -147,7 +147,7 @@
         <w:pStyle w:val="Normal"/>
         <w:numPr>
           <w:ilvl w:val="4"/>
-          <w:numId w:val="1"/>
+          <w:numId w:val="2"/>
         </w:numPr>
         <w:spacing w:lineRule="auto" w:line="480"/>
         <w:jc w:val="start"/>
@@ -163,7 +163,7 @@
         <w:pStyle w:val="Normal"/>
         <w:numPr>
           <w:ilvl w:val="2"/>
-          <w:numId w:val="1"/>
+          <w:numId w:val="2"/>
         </w:numPr>
         <w:spacing w:lineRule="auto" w:line="480"/>
         <w:jc w:val="start"/>
@@ -186,11 +186,13 @@
         <w:pStyle w:val="Normal"/>
         <w:numPr>
           <w:ilvl w:val="2"/>
-          <w:numId w:val="1"/>
-        </w:numPr>
-        <w:spacing w:lineRule="auto" w:line="480"/>
-        <w:jc w:val="start"/>
-        <w:rPr/>
+          <w:numId w:val="2"/>
+        </w:numPr>
+        <w:spacing w:lineRule="auto" w:line="480"/>
+        <w:jc w:val="start"/>
+        <w:rPr>
+          <w:u w:val="double"/>
+        </w:rPr>
       </w:pPr>
       <w:r>
         <w:rPr/>
@@ -202,7 +204,7 @@
         <w:pStyle w:val="Normal"/>
         <w:numPr>
           <w:ilvl w:val="3"/>
-          <w:numId w:val="1"/>
+          <w:numId w:val="2"/>
         </w:numPr>
         <w:spacing w:lineRule="auto" w:line="480"/>
         <w:jc w:val="start"/>
@@ -225,7 +227,7 @@
         <w:pStyle w:val="Normal"/>
         <w:numPr>
           <w:ilvl w:val="4"/>
-          <w:numId w:val="1"/>
+          <w:numId w:val="2"/>
         </w:numPr>
         <w:spacing w:lineRule="auto" w:line="480"/>
         <w:jc w:val="start"/>
@@ -241,7 +243,7 @@
         <w:pStyle w:val="Normal"/>
         <w:numPr>
           <w:ilvl w:val="4"/>
-          <w:numId w:val="1"/>
+          <w:numId w:val="2"/>
         </w:numPr>
         <w:spacing w:lineRule="auto" w:line="480"/>
         <w:jc w:val="start"/>
@@ -257,7 +259,7 @@
         <w:pStyle w:val="Normal"/>
         <w:numPr>
           <w:ilvl w:val="4"/>
-          <w:numId w:val="1"/>
+          <w:numId w:val="2"/>
         </w:numPr>
         <w:spacing w:lineRule="auto" w:line="480"/>
         <w:jc w:val="start"/>
@@ -273,7 +275,7 @@
         <w:pStyle w:val="Normal"/>
         <w:numPr>
           <w:ilvl w:val="4"/>
-          <w:numId w:val="1"/>
+          <w:numId w:val="2"/>
         </w:numPr>
         <w:spacing w:lineRule="auto" w:line="480"/>
         <w:jc w:val="start"/>
@@ -289,7 +291,7 @@
         <w:pStyle w:val="Normal"/>
         <w:numPr>
           <w:ilvl w:val="3"/>
-          <w:numId w:val="1"/>
+          <w:numId w:val="2"/>
         </w:numPr>
         <w:spacing w:lineRule="auto" w:line="480"/>
         <w:jc w:val="start"/>
@@ -312,7 +314,7 @@
         <w:pStyle w:val="Normal"/>
         <w:numPr>
           <w:ilvl w:val="4"/>
-          <w:numId w:val="1"/>
+          <w:numId w:val="2"/>
         </w:numPr>
         <w:spacing w:lineRule="auto" w:line="480"/>
         <w:jc w:val="start"/>
@@ -328,7 +330,7 @@
         <w:pStyle w:val="Normal"/>
         <w:numPr>
           <w:ilvl w:val="4"/>
-          <w:numId w:val="1"/>
+          <w:numId w:val="2"/>
         </w:numPr>
         <w:spacing w:lineRule="auto" w:line="480"/>
         <w:jc w:val="start"/>
@@ -344,7 +346,7 @@
         <w:pStyle w:val="Normal"/>
         <w:numPr>
           <w:ilvl w:val="4"/>
-          <w:numId w:val="1"/>
+          <w:numId w:val="2"/>
         </w:numPr>
         <w:spacing w:lineRule="auto" w:line="480"/>
         <w:jc w:val="start"/>
@@ -360,7 +362,7 @@
         <w:pStyle w:val="Normal"/>
         <w:numPr>
           <w:ilvl w:val="4"/>
-          <w:numId w:val="1"/>
+          <w:numId w:val="2"/>
         </w:numPr>
         <w:spacing w:lineRule="auto" w:line="480"/>
         <w:jc w:val="start"/>
@@ -376,7 +378,7 @@
         <w:pStyle w:val="Normal"/>
         <w:numPr>
           <w:ilvl w:val="4"/>
-          <w:numId w:val="1"/>
+          <w:numId w:val="2"/>
         </w:numPr>
         <w:spacing w:lineRule="auto" w:line="480"/>
         <w:jc w:val="start"/>
@@ -392,7 +394,7 @@
         <w:pStyle w:val="Normal"/>
         <w:numPr>
           <w:ilvl w:val="3"/>
-          <w:numId w:val="1"/>
+          <w:numId w:val="2"/>
         </w:numPr>
         <w:spacing w:lineRule="auto" w:line="480"/>
         <w:jc w:val="start"/>
@@ -415,7 +417,7 @@
         <w:pStyle w:val="Normal"/>
         <w:numPr>
           <w:ilvl w:val="4"/>
-          <w:numId w:val="1"/>
+          <w:numId w:val="2"/>
         </w:numPr>
         <w:spacing w:lineRule="auto" w:line="480"/>
         <w:jc w:val="start"/>
@@ -431,7 +433,7 @@
         <w:pStyle w:val="Normal"/>
         <w:numPr>
           <w:ilvl w:val="4"/>
-          <w:numId w:val="1"/>
+          <w:numId w:val="2"/>
         </w:numPr>
         <w:spacing w:lineRule="auto" w:line="480"/>
         <w:jc w:val="start"/>
@@ -447,7 +449,7 @@
         <w:pStyle w:val="Normal"/>
         <w:numPr>
           <w:ilvl w:val="4"/>
-          <w:numId w:val="1"/>
+          <w:numId w:val="2"/>
         </w:numPr>
         <w:spacing w:lineRule="auto" w:line="480"/>
         <w:jc w:val="start"/>
@@ -463,7 +465,7 @@
         <w:pStyle w:val="Normal"/>
         <w:numPr>
           <w:ilvl w:val="4"/>
-          <w:numId w:val="1"/>
+          <w:numId w:val="2"/>
         </w:numPr>
         <w:spacing w:lineRule="auto" w:line="480"/>
         <w:jc w:val="start"/>
@@ -479,7 +481,7 @@
         <w:pStyle w:val="Normal"/>
         <w:numPr>
           <w:ilvl w:val="3"/>
-          <w:numId w:val="1"/>
+          <w:numId w:val="2"/>
         </w:numPr>
         <w:spacing w:lineRule="auto" w:line="480"/>
         <w:jc w:val="start"/>
@@ -502,7 +504,7 @@
         <w:pStyle w:val="Normal"/>
         <w:numPr>
           <w:ilvl w:val="4"/>
-          <w:numId w:val="1"/>
+          <w:numId w:val="2"/>
         </w:numPr>
         <w:spacing w:lineRule="auto" w:line="480"/>
         <w:jc w:val="start"/>
@@ -518,7 +520,7 @@
         <w:pStyle w:val="Normal"/>
         <w:numPr>
           <w:ilvl w:val="4"/>
-          <w:numId w:val="1"/>
+          <w:numId w:val="2"/>
         </w:numPr>
         <w:spacing w:lineRule="auto" w:line="480"/>
         <w:jc w:val="start"/>
@@ -534,7 +536,7 @@
         <w:pStyle w:val="Normal"/>
         <w:numPr>
           <w:ilvl w:val="4"/>
-          <w:numId w:val="1"/>
+          <w:numId w:val="2"/>
         </w:numPr>
         <w:spacing w:lineRule="auto" w:line="480"/>
         <w:jc w:val="start"/>
@@ -550,7 +552,7 @@
         <w:pStyle w:val="Normal"/>
         <w:numPr>
           <w:ilvl w:val="4"/>
-          <w:numId w:val="1"/>
+          <w:numId w:val="2"/>
         </w:numPr>
         <w:spacing w:lineRule="auto" w:line="480"/>
         <w:jc w:val="start"/>
@@ -566,7 +568,7 @@
         <w:pStyle w:val="Normal"/>
         <w:numPr>
           <w:ilvl w:val="3"/>
-          <w:numId w:val="1"/>
+          <w:numId w:val="2"/>
         </w:numPr>
         <w:spacing w:lineRule="auto" w:line="480"/>
         <w:jc w:val="start"/>
@@ -589,7 +591,7 @@
         <w:pStyle w:val="Normal"/>
         <w:numPr>
           <w:ilvl w:val="4"/>
-          <w:numId w:val="1"/>
+          <w:numId w:val="2"/>
         </w:numPr>
         <w:spacing w:lineRule="auto" w:line="480"/>
         <w:jc w:val="start"/>
@@ -605,7 +607,7 @@
         <w:pStyle w:val="Normal"/>
         <w:numPr>
           <w:ilvl w:val="4"/>
-          <w:numId w:val="1"/>
+          <w:numId w:val="2"/>
         </w:numPr>
         <w:spacing w:lineRule="auto" w:line="480"/>
         <w:jc w:val="start"/>
@@ -621,7 +623,7 @@
         <w:pStyle w:val="Normal"/>
         <w:numPr>
           <w:ilvl w:val="4"/>
-          <w:numId w:val="1"/>
+          <w:numId w:val="2"/>
         </w:numPr>
         <w:spacing w:lineRule="auto" w:line="480"/>
         <w:jc w:val="start"/>
@@ -637,7 +639,7 @@
         <w:pStyle w:val="Normal"/>
         <w:numPr>
           <w:ilvl w:val="4"/>
-          <w:numId w:val="1"/>
+          <w:numId w:val="2"/>
         </w:numPr>
         <w:spacing w:lineRule="auto" w:line="480"/>
         <w:jc w:val="start"/>
@@ -653,7 +655,7 @@
         <w:pStyle w:val="Normal"/>
         <w:numPr>
           <w:ilvl w:val="4"/>
-          <w:numId w:val="1"/>
+          <w:numId w:val="2"/>
         </w:numPr>
         <w:spacing w:lineRule="auto" w:line="480"/>
         <w:jc w:val="start"/>
@@ -679,7 +681,7 @@
         <w:pStyle w:val="Normal"/>
         <w:numPr>
           <w:ilvl w:val="2"/>
-          <w:numId w:val="1"/>
+          <w:numId w:val="2"/>
         </w:numPr>
         <w:spacing w:lineRule="auto" w:line="480"/>
         <w:jc w:val="start"/>
@@ -698,7 +700,7 @@
         <w:pStyle w:val="Normal"/>
         <w:numPr>
           <w:ilvl w:val="3"/>
-          <w:numId w:val="1"/>
+          <w:numId w:val="2"/>
         </w:numPr>
         <w:spacing w:lineRule="auto" w:line="480"/>
         <w:jc w:val="start"/>
@@ -714,7 +716,7 @@
         <w:pStyle w:val="Normal"/>
         <w:numPr>
           <w:ilvl w:val="3"/>
-          <w:numId w:val="1"/>
+          <w:numId w:val="2"/>
         </w:numPr>
         <w:spacing w:lineRule="auto" w:line="480"/>
         <w:jc w:val="start"/>
@@ -730,7 +732,7 @@
         <w:pStyle w:val="Normal"/>
         <w:numPr>
           <w:ilvl w:val="3"/>
-          <w:numId w:val="1"/>
+          <w:numId w:val="2"/>
         </w:numPr>
         <w:spacing w:lineRule="auto" w:line="480"/>
         <w:jc w:val="start"/>
@@ -747,7 +749,7 @@
         <w:pStyle w:val="Normal"/>
         <w:numPr>
           <w:ilvl w:val="1"/>
-          <w:numId w:val="1"/>
+          <w:numId w:val="2"/>
         </w:numPr>
         <w:spacing w:lineRule="auto" w:line="480"/>
         <w:jc w:val="start"/>
@@ -766,7 +768,7 @@
         <w:pStyle w:val="Normal"/>
         <w:numPr>
           <w:ilvl w:val="2"/>
-          <w:numId w:val="1"/>
+          <w:numId w:val="2"/>
         </w:numPr>
         <w:spacing w:lineRule="auto" w:line="480"/>
         <w:jc w:val="start"/>
@@ -785,7 +787,7 @@
         <w:pStyle w:val="Normal"/>
         <w:numPr>
           <w:ilvl w:val="2"/>
-          <w:numId w:val="1"/>
+          <w:numId w:val="2"/>
         </w:numPr>
         <w:spacing w:lineRule="auto" w:line="480"/>
         <w:jc w:val="start"/>
@@ -804,7 +806,7 @@
         <w:pStyle w:val="Normal"/>
         <w:numPr>
           <w:ilvl w:val="2"/>
-          <w:numId w:val="1"/>
+          <w:numId w:val="2"/>
         </w:numPr>
         <w:spacing w:lineRule="auto" w:line="480"/>
         <w:jc w:val="start"/>
@@ -823,7 +825,7 @@
         <w:pStyle w:val="Normal"/>
         <w:numPr>
           <w:ilvl w:val="2"/>
-          <w:numId w:val="1"/>
+          <w:numId w:val="2"/>
         </w:numPr>
         <w:spacing w:lineRule="auto" w:line="480"/>
         <w:jc w:val="start"/>
@@ -842,7 +844,7 @@
         <w:pStyle w:val="Normal"/>
         <w:numPr>
           <w:ilvl w:val="2"/>
-          <w:numId w:val="1"/>
+          <w:numId w:val="2"/>
         </w:numPr>
         <w:spacing w:lineRule="auto" w:line="480"/>
         <w:jc w:val="start"/>
@@ -861,7 +863,7 @@
         <w:pStyle w:val="Normal"/>
         <w:numPr>
           <w:ilvl w:val="3"/>
-          <w:numId w:val="1"/>
+          <w:numId w:val="2"/>
         </w:numPr>
         <w:spacing w:lineRule="auto" w:line="480"/>
         <w:jc w:val="start"/>
@@ -880,7 +882,7 @@
         <w:pStyle w:val="Normal"/>
         <w:numPr>
           <w:ilvl w:val="3"/>
-          <w:numId w:val="1"/>
+          <w:numId w:val="2"/>
         </w:numPr>
         <w:spacing w:lineRule="auto" w:line="480"/>
         <w:jc w:val="start"/>
@@ -899,7 +901,7 @@
         <w:pStyle w:val="Normal"/>
         <w:numPr>
           <w:ilvl w:val="1"/>
-          <w:numId w:val="1"/>
+          <w:numId w:val="2"/>
         </w:numPr>
         <w:spacing w:lineRule="auto" w:line="480"/>
         <w:jc w:val="start"/>
@@ -918,7 +920,7 @@
         <w:pStyle w:val="Normal"/>
         <w:numPr>
           <w:ilvl w:val="2"/>
-          <w:numId w:val="1"/>
+          <w:numId w:val="2"/>
         </w:numPr>
         <w:spacing w:lineRule="auto" w:line="480"/>
         <w:jc w:val="start"/>
@@ -941,7 +943,7 @@
         <w:pStyle w:val="Normal"/>
         <w:numPr>
           <w:ilvl w:val="2"/>
-          <w:numId w:val="1"/>
+          <w:numId w:val="2"/>
         </w:numPr>
         <w:spacing w:lineRule="auto" w:line="480"/>
         <w:jc w:val="start"/>
@@ -964,7 +966,7 @@
         <w:pStyle w:val="Normal"/>
         <w:numPr>
           <w:ilvl w:val="2"/>
-          <w:numId w:val="1"/>
+          <w:numId w:val="2"/>
         </w:numPr>
         <w:spacing w:lineRule="auto" w:line="480"/>
         <w:jc w:val="start"/>
@@ -987,7 +989,7 @@
         <w:pStyle w:val="Normal"/>
         <w:numPr>
           <w:ilvl w:val="2"/>
-          <w:numId w:val="1"/>
+          <w:numId w:val="2"/>
         </w:numPr>
         <w:spacing w:lineRule="auto" w:line="480"/>
         <w:jc w:val="start"/>
@@ -1010,7 +1012,7 @@
         <w:pStyle w:val="Normal"/>
         <w:numPr>
           <w:ilvl w:val="2"/>
-          <w:numId w:val="1"/>
+          <w:numId w:val="2"/>
         </w:numPr>
         <w:spacing w:lineRule="auto" w:line="480"/>
         <w:jc w:val="start"/>
@@ -1033,7 +1035,7 @@
         <w:pStyle w:val="Normal"/>
         <w:numPr>
           <w:ilvl w:val="1"/>
-          <w:numId w:val="1"/>
+          <w:numId w:val="2"/>
         </w:numPr>
         <w:spacing w:lineRule="auto" w:line="480"/>
         <w:jc w:val="start"/>
@@ -1052,7 +1054,7 @@
         <w:pStyle w:val="Normal"/>
         <w:numPr>
           <w:ilvl w:val="2"/>
-          <w:numId w:val="1"/>
+          <w:numId w:val="2"/>
         </w:numPr>
         <w:spacing w:lineRule="auto" w:line="480"/>
         <w:jc w:val="start"/>
@@ -1068,7 +1070,7 @@
         <w:pStyle w:val="Normal"/>
         <w:numPr>
           <w:ilvl w:val="2"/>
-          <w:numId w:val="1"/>
+          <w:numId w:val="2"/>
         </w:numPr>
         <w:spacing w:lineRule="auto" w:line="480"/>
         <w:jc w:val="start"/>
@@ -1084,7 +1086,7 @@
         <w:pStyle w:val="Normal"/>
         <w:numPr>
           <w:ilvl w:val="2"/>
-          <w:numId w:val="1"/>
+          <w:numId w:val="2"/>
         </w:numPr>
         <w:spacing w:lineRule="auto" w:line="480"/>
         <w:jc w:val="start"/>
@@ -1100,7 +1102,7 @@
         <w:pStyle w:val="Normal"/>
         <w:numPr>
           <w:ilvl w:val="2"/>
-          <w:numId w:val="1"/>
+          <w:numId w:val="2"/>
         </w:numPr>
         <w:spacing w:lineRule="auto" w:line="480"/>
         <w:jc w:val="start"/>
@@ -1116,7 +1118,7 @@
         <w:pStyle w:val="Normal"/>
         <w:numPr>
           <w:ilvl w:val="3"/>
-          <w:numId w:val="1"/>
+          <w:numId w:val="2"/>
         </w:numPr>
         <w:spacing w:lineRule="auto" w:line="480" w:before="0" w:after="160"/>
         <w:jc w:val="start"/>
@@ -1191,6 +1193,125 @@
   <w:abstractNum w:abstractNumId="1">
     <w:lvl w:ilvl="0">
       <w:start w:val="1"/>
+      <w:numFmt w:val="none"/>
+      <w:suff w:val="nothing"/>
+      <w:lvlText w:val=""/>
+      <w:lvlJc w:val="start"/>
+      <w:pPr>
+        <w:tabs>
+          <w:tab w:val="num" w:pos="0"/>
+        </w:tabs>
+        <w:ind w:start="0" w:hanging="0"/>
+      </w:pPr>
+    </w:lvl>
+    <w:lvl w:ilvl="1">
+      <w:start w:val="1"/>
+      <w:numFmt w:val="none"/>
+      <w:suff w:val="nothing"/>
+      <w:lvlText w:val=""/>
+      <w:lvlJc w:val="start"/>
+      <w:pPr>
+        <w:tabs>
+          <w:tab w:val="num" w:pos="0"/>
+        </w:tabs>
+        <w:ind w:start="0" w:hanging="0"/>
+      </w:pPr>
+    </w:lvl>
+    <w:lvl w:ilvl="2">
+      <w:start w:val="1"/>
+      <w:numFmt w:val="none"/>
+      <w:suff w:val="nothing"/>
+      <w:lvlText w:val=""/>
+      <w:lvlJc w:val="start"/>
+      <w:pPr>
+        <w:tabs>
+          <w:tab w:val="num" w:pos="0"/>
+        </w:tabs>
+        <w:ind w:start="0" w:hanging="0"/>
+      </w:pPr>
+    </w:lvl>
+    <w:lvl w:ilvl="3">
+      <w:start w:val="1"/>
+      <w:numFmt w:val="none"/>
+      <w:suff w:val="nothing"/>
+      <w:lvlText w:val=""/>
+      <w:lvlJc w:val="start"/>
+      <w:pPr>
+        <w:tabs>
+          <w:tab w:val="num" w:pos="0"/>
+        </w:tabs>
+        <w:ind w:start="0" w:hanging="0"/>
+      </w:pPr>
+    </w:lvl>
+    <w:lvl w:ilvl="4">
+      <w:start w:val="1"/>
+      <w:numFmt w:val="none"/>
+      <w:suff w:val="nothing"/>
+      <w:lvlText w:val=""/>
+      <w:lvlJc w:val="start"/>
+      <w:pPr>
+        <w:tabs>
+          <w:tab w:val="num" w:pos="0"/>
+        </w:tabs>
+        <w:ind w:start="0" w:hanging="0"/>
+      </w:pPr>
+    </w:lvl>
+    <w:lvl w:ilvl="5">
+      <w:start w:val="1"/>
+      <w:numFmt w:val="none"/>
+      <w:suff w:val="nothing"/>
+      <w:lvlText w:val=""/>
+      <w:lvlJc w:val="start"/>
+      <w:pPr>
+        <w:tabs>
+          <w:tab w:val="num" w:pos="0"/>
+        </w:tabs>
+        <w:ind w:start="0" w:hanging="0"/>
+      </w:pPr>
+    </w:lvl>
+    <w:lvl w:ilvl="6">
+      <w:start w:val="1"/>
+      <w:numFmt w:val="none"/>
+      <w:suff w:val="nothing"/>
+      <w:lvlText w:val=""/>
+      <w:lvlJc w:val="start"/>
+      <w:pPr>
+        <w:tabs>
+          <w:tab w:val="num" w:pos="0"/>
+        </w:tabs>
+        <w:ind w:start="0" w:hanging="0"/>
+      </w:pPr>
+    </w:lvl>
+    <w:lvl w:ilvl="7">
+      <w:start w:val="1"/>
+      <w:numFmt w:val="none"/>
+      <w:suff w:val="nothing"/>
+      <w:lvlText w:val=""/>
+      <w:lvlJc w:val="start"/>
+      <w:pPr>
+        <w:tabs>
+          <w:tab w:val="num" w:pos="0"/>
+        </w:tabs>
+        <w:ind w:start="0" w:hanging="0"/>
+      </w:pPr>
+    </w:lvl>
+    <w:lvl w:ilvl="8">
+      <w:start w:val="1"/>
+      <w:numFmt w:val="none"/>
+      <w:suff w:val="nothing"/>
+      <w:lvlText w:val=""/>
+      <w:lvlJc w:val="start"/>
+      <w:pPr>
+        <w:tabs>
+          <w:tab w:val="num" w:pos="0"/>
+        </w:tabs>
+        <w:ind w:start="0" w:hanging="0"/>
+      </w:pPr>
+    </w:lvl>
+  </w:abstractNum>
+  <w:abstractNum w:abstractNumId="2">
+    <w:lvl w:ilvl="0">
+      <w:start w:val="1"/>
       <w:isLgl/>
       <w:numFmt w:val="decimal"/>
       <w:lvlText w:val="%1."/>
@@ -1318,125 +1439,6 @@
       <w:rPr>
         <w:rFonts w:ascii="Symbol" w:hAnsi="Symbol" w:cs="Symbol" w:hint="default"/>
       </w:rPr>
-    </w:lvl>
-  </w:abstractNum>
-  <w:abstractNum w:abstractNumId="2">
-    <w:lvl w:ilvl="0">
-      <w:start w:val="1"/>
-      <w:numFmt w:val="none"/>
-      <w:suff w:val="nothing"/>
-      <w:lvlText w:val=""/>
-      <w:lvlJc w:val="start"/>
-      <w:pPr>
-        <w:tabs>
-          <w:tab w:val="num" w:pos="0"/>
-        </w:tabs>
-        <w:ind w:start="0" w:hanging="0"/>
-      </w:pPr>
-    </w:lvl>
-    <w:lvl w:ilvl="1">
-      <w:start w:val="1"/>
-      <w:numFmt w:val="none"/>
-      <w:suff w:val="nothing"/>
-      <w:lvlText w:val=""/>
-      <w:lvlJc w:val="start"/>
-      <w:pPr>
-        <w:tabs>
-          <w:tab w:val="num" w:pos="0"/>
-        </w:tabs>
-        <w:ind w:start="0" w:hanging="0"/>
-      </w:pPr>
-    </w:lvl>
-    <w:lvl w:ilvl="2">
-      <w:start w:val="1"/>
-      <w:numFmt w:val="none"/>
-      <w:suff w:val="nothing"/>
-      <w:lvlText w:val=""/>
-      <w:lvlJc w:val="start"/>
-      <w:pPr>
-        <w:tabs>
-          <w:tab w:val="num" w:pos="0"/>
-        </w:tabs>
-        <w:ind w:start="0" w:hanging="0"/>
-      </w:pPr>
-    </w:lvl>
-    <w:lvl w:ilvl="3">
-      <w:start w:val="1"/>
-      <w:numFmt w:val="none"/>
-      <w:suff w:val="nothing"/>
-      <w:lvlText w:val=""/>
-      <w:lvlJc w:val="start"/>
-      <w:pPr>
-        <w:tabs>
-          <w:tab w:val="num" w:pos="0"/>
-        </w:tabs>
-        <w:ind w:start="0" w:hanging="0"/>
-      </w:pPr>
-    </w:lvl>
-    <w:lvl w:ilvl="4">
-      <w:start w:val="1"/>
-      <w:numFmt w:val="none"/>
-      <w:suff w:val="nothing"/>
-      <w:lvlText w:val=""/>
-      <w:lvlJc w:val="start"/>
-      <w:pPr>
-        <w:tabs>
-          <w:tab w:val="num" w:pos="0"/>
-        </w:tabs>
-        <w:ind w:start="0" w:hanging="0"/>
-      </w:pPr>
-    </w:lvl>
-    <w:lvl w:ilvl="5">
-      <w:start w:val="1"/>
-      <w:numFmt w:val="none"/>
-      <w:suff w:val="nothing"/>
-      <w:lvlText w:val=""/>
-      <w:lvlJc w:val="start"/>
-      <w:pPr>
-        <w:tabs>
-          <w:tab w:val="num" w:pos="0"/>
-        </w:tabs>
-        <w:ind w:start="0" w:hanging="0"/>
-      </w:pPr>
-    </w:lvl>
-    <w:lvl w:ilvl="6">
-      <w:start w:val="1"/>
-      <w:numFmt w:val="none"/>
-      <w:suff w:val="nothing"/>
-      <w:lvlText w:val=""/>
-      <w:lvlJc w:val="start"/>
-      <w:pPr>
-        <w:tabs>
-          <w:tab w:val="num" w:pos="0"/>
-        </w:tabs>
-        <w:ind w:start="0" w:hanging="0"/>
-      </w:pPr>
-    </w:lvl>
-    <w:lvl w:ilvl="7">
-      <w:start w:val="1"/>
-      <w:numFmt w:val="none"/>
-      <w:suff w:val="nothing"/>
-      <w:lvlText w:val=""/>
-      <w:lvlJc w:val="start"/>
-      <w:pPr>
-        <w:tabs>
-          <w:tab w:val="num" w:pos="0"/>
-        </w:tabs>
-        <w:ind w:start="0" w:hanging="0"/>
-      </w:pPr>
-    </w:lvl>
-    <w:lvl w:ilvl="8">
-      <w:start w:val="1"/>
-      <w:numFmt w:val="none"/>
-      <w:suff w:val="nothing"/>
-      <w:lvlText w:val=""/>
-      <w:lvlJc w:val="start"/>
-      <w:pPr>
-        <w:tabs>
-          <w:tab w:val="num" w:pos="0"/>
-        </w:tabs>
-        <w:ind w:start="0" w:hanging="0"/>
-      </w:pPr>
     </w:lvl>
   </w:abstractNum>
   <w:num w:numId="1">

--- a/draft/ch7-end-matter.docx
+++ b/draft/ch7-end-matter.docx
@@ -52,7 +52,7 @@
         <w:pStyle w:val="Normal"/>
         <w:numPr>
           <w:ilvl w:val="1"/>
-          <w:numId w:val="2"/>
+          <w:numId w:val="1"/>
         </w:numPr>
         <w:spacing w:lineRule="auto" w:line="480"/>
         <w:jc w:val="start"/>
@@ -68,7 +68,7 @@
         <w:pStyle w:val="Normal"/>
         <w:numPr>
           <w:ilvl w:val="2"/>
-          <w:numId w:val="2"/>
+          <w:numId w:val="1"/>
         </w:numPr>
         <w:spacing w:lineRule="auto" w:line="480"/>
         <w:jc w:val="start"/>
@@ -92,7 +92,7 @@
         <w:pStyle w:val="Normal"/>
         <w:numPr>
           <w:ilvl w:val="2"/>
-          <w:numId w:val="2"/>
+          <w:numId w:val="1"/>
         </w:numPr>
         <w:spacing w:lineRule="auto" w:line="480"/>
         <w:jc w:val="start"/>
@@ -115,7 +115,7 @@
         <w:pStyle w:val="Normal"/>
         <w:numPr>
           <w:ilvl w:val="4"/>
-          <w:numId w:val="2"/>
+          <w:numId w:val="1"/>
         </w:numPr>
         <w:spacing w:lineRule="auto" w:line="480"/>
         <w:jc w:val="start"/>
@@ -131,7 +131,7 @@
         <w:pStyle w:val="Normal"/>
         <w:numPr>
           <w:ilvl w:val="4"/>
-          <w:numId w:val="2"/>
+          <w:numId w:val="1"/>
         </w:numPr>
         <w:spacing w:lineRule="auto" w:line="480"/>
         <w:jc w:val="start"/>
@@ -147,7 +147,7 @@
         <w:pStyle w:val="Normal"/>
         <w:numPr>
           <w:ilvl w:val="4"/>
-          <w:numId w:val="2"/>
+          <w:numId w:val="1"/>
         </w:numPr>
         <w:spacing w:lineRule="auto" w:line="480"/>
         <w:jc w:val="start"/>
@@ -163,7 +163,7 @@
         <w:pStyle w:val="Normal"/>
         <w:numPr>
           <w:ilvl w:val="2"/>
-          <w:numId w:val="2"/>
+          <w:numId w:val="1"/>
         </w:numPr>
         <w:spacing w:lineRule="auto" w:line="480"/>
         <w:jc w:val="start"/>
@@ -186,7 +186,7 @@
         <w:pStyle w:val="Normal"/>
         <w:numPr>
           <w:ilvl w:val="2"/>
-          <w:numId w:val="2"/>
+          <w:numId w:val="1"/>
         </w:numPr>
         <w:spacing w:lineRule="auto" w:line="480"/>
         <w:jc w:val="start"/>
@@ -204,7 +204,7 @@
         <w:pStyle w:val="Normal"/>
         <w:numPr>
           <w:ilvl w:val="3"/>
-          <w:numId w:val="2"/>
+          <w:numId w:val="1"/>
         </w:numPr>
         <w:spacing w:lineRule="auto" w:line="480"/>
         <w:jc w:val="start"/>
@@ -227,7 +227,7 @@
         <w:pStyle w:val="Normal"/>
         <w:numPr>
           <w:ilvl w:val="4"/>
-          <w:numId w:val="2"/>
+          <w:numId w:val="1"/>
         </w:numPr>
         <w:spacing w:lineRule="auto" w:line="480"/>
         <w:jc w:val="start"/>
@@ -243,7 +243,7 @@
         <w:pStyle w:val="Normal"/>
         <w:numPr>
           <w:ilvl w:val="4"/>
-          <w:numId w:val="2"/>
+          <w:numId w:val="1"/>
         </w:numPr>
         <w:spacing w:lineRule="auto" w:line="480"/>
         <w:jc w:val="start"/>
@@ -259,7 +259,7 @@
         <w:pStyle w:val="Normal"/>
         <w:numPr>
           <w:ilvl w:val="4"/>
-          <w:numId w:val="2"/>
+          <w:numId w:val="1"/>
         </w:numPr>
         <w:spacing w:lineRule="auto" w:line="480"/>
         <w:jc w:val="start"/>
@@ -275,7 +275,7 @@
         <w:pStyle w:val="Normal"/>
         <w:numPr>
           <w:ilvl w:val="4"/>
-          <w:numId w:val="2"/>
+          <w:numId w:val="1"/>
         </w:numPr>
         <w:spacing w:lineRule="auto" w:line="480"/>
         <w:jc w:val="start"/>
@@ -291,7 +291,7 @@
         <w:pStyle w:val="Normal"/>
         <w:numPr>
           <w:ilvl w:val="3"/>
-          <w:numId w:val="2"/>
+          <w:numId w:val="1"/>
         </w:numPr>
         <w:spacing w:lineRule="auto" w:line="480"/>
         <w:jc w:val="start"/>
@@ -314,7 +314,7 @@
         <w:pStyle w:val="Normal"/>
         <w:numPr>
           <w:ilvl w:val="4"/>
-          <w:numId w:val="2"/>
+          <w:numId w:val="1"/>
         </w:numPr>
         <w:spacing w:lineRule="auto" w:line="480"/>
         <w:jc w:val="start"/>
@@ -330,7 +330,7 @@
         <w:pStyle w:val="Normal"/>
         <w:numPr>
           <w:ilvl w:val="4"/>
-          <w:numId w:val="2"/>
+          <w:numId w:val="1"/>
         </w:numPr>
         <w:spacing w:lineRule="auto" w:line="480"/>
         <w:jc w:val="start"/>
@@ -346,7 +346,7 @@
         <w:pStyle w:val="Normal"/>
         <w:numPr>
           <w:ilvl w:val="4"/>
-          <w:numId w:val="2"/>
+          <w:numId w:val="1"/>
         </w:numPr>
         <w:spacing w:lineRule="auto" w:line="480"/>
         <w:jc w:val="start"/>
@@ -362,7 +362,7 @@
         <w:pStyle w:val="Normal"/>
         <w:numPr>
           <w:ilvl w:val="4"/>
-          <w:numId w:val="2"/>
+          <w:numId w:val="1"/>
         </w:numPr>
         <w:spacing w:lineRule="auto" w:line="480"/>
         <w:jc w:val="start"/>
@@ -378,7 +378,7 @@
         <w:pStyle w:val="Normal"/>
         <w:numPr>
           <w:ilvl w:val="4"/>
-          <w:numId w:val="2"/>
+          <w:numId w:val="1"/>
         </w:numPr>
         <w:spacing w:lineRule="auto" w:line="480"/>
         <w:jc w:val="start"/>
@@ -394,7 +394,7 @@
         <w:pStyle w:val="Normal"/>
         <w:numPr>
           <w:ilvl w:val="3"/>
-          <w:numId w:val="2"/>
+          <w:numId w:val="1"/>
         </w:numPr>
         <w:spacing w:lineRule="auto" w:line="480"/>
         <w:jc w:val="start"/>
@@ -417,7 +417,7 @@
         <w:pStyle w:val="Normal"/>
         <w:numPr>
           <w:ilvl w:val="4"/>
-          <w:numId w:val="2"/>
+          <w:numId w:val="1"/>
         </w:numPr>
         <w:spacing w:lineRule="auto" w:line="480"/>
         <w:jc w:val="start"/>
@@ -433,7 +433,7 @@
         <w:pStyle w:val="Normal"/>
         <w:numPr>
           <w:ilvl w:val="4"/>
-          <w:numId w:val="2"/>
+          <w:numId w:val="1"/>
         </w:numPr>
         <w:spacing w:lineRule="auto" w:line="480"/>
         <w:jc w:val="start"/>
@@ -449,7 +449,7 @@
         <w:pStyle w:val="Normal"/>
         <w:numPr>
           <w:ilvl w:val="4"/>
-          <w:numId w:val="2"/>
+          <w:numId w:val="1"/>
         </w:numPr>
         <w:spacing w:lineRule="auto" w:line="480"/>
         <w:jc w:val="start"/>
@@ -465,7 +465,7 @@
         <w:pStyle w:val="Normal"/>
         <w:numPr>
           <w:ilvl w:val="4"/>
-          <w:numId w:val="2"/>
+          <w:numId w:val="1"/>
         </w:numPr>
         <w:spacing w:lineRule="auto" w:line="480"/>
         <w:jc w:val="start"/>
@@ -481,7 +481,7 @@
         <w:pStyle w:val="Normal"/>
         <w:numPr>
           <w:ilvl w:val="3"/>
-          <w:numId w:val="2"/>
+          <w:numId w:val="1"/>
         </w:numPr>
         <w:spacing w:lineRule="auto" w:line="480"/>
         <w:jc w:val="start"/>
@@ -504,7 +504,7 @@
         <w:pStyle w:val="Normal"/>
         <w:numPr>
           <w:ilvl w:val="4"/>
-          <w:numId w:val="2"/>
+          <w:numId w:val="1"/>
         </w:numPr>
         <w:spacing w:lineRule="auto" w:line="480"/>
         <w:jc w:val="start"/>
@@ -520,7 +520,7 @@
         <w:pStyle w:val="Normal"/>
         <w:numPr>
           <w:ilvl w:val="4"/>
-          <w:numId w:val="2"/>
+          <w:numId w:val="1"/>
         </w:numPr>
         <w:spacing w:lineRule="auto" w:line="480"/>
         <w:jc w:val="start"/>
@@ -536,7 +536,7 @@
         <w:pStyle w:val="Normal"/>
         <w:numPr>
           <w:ilvl w:val="4"/>
-          <w:numId w:val="2"/>
+          <w:numId w:val="1"/>
         </w:numPr>
         <w:spacing w:lineRule="auto" w:line="480"/>
         <w:jc w:val="start"/>
@@ -552,7 +552,7 @@
         <w:pStyle w:val="Normal"/>
         <w:numPr>
           <w:ilvl w:val="4"/>
-          <w:numId w:val="2"/>
+          <w:numId w:val="1"/>
         </w:numPr>
         <w:spacing w:lineRule="auto" w:line="480"/>
         <w:jc w:val="start"/>
@@ -568,7 +568,7 @@
         <w:pStyle w:val="Normal"/>
         <w:numPr>
           <w:ilvl w:val="3"/>
-          <w:numId w:val="2"/>
+          <w:numId w:val="1"/>
         </w:numPr>
         <w:spacing w:lineRule="auto" w:line="480"/>
         <w:jc w:val="start"/>
@@ -591,7 +591,7 @@
         <w:pStyle w:val="Normal"/>
         <w:numPr>
           <w:ilvl w:val="4"/>
-          <w:numId w:val="2"/>
+          <w:numId w:val="1"/>
         </w:numPr>
         <w:spacing w:lineRule="auto" w:line="480"/>
         <w:jc w:val="start"/>
@@ -607,7 +607,7 @@
         <w:pStyle w:val="Normal"/>
         <w:numPr>
           <w:ilvl w:val="4"/>
-          <w:numId w:val="2"/>
+          <w:numId w:val="1"/>
         </w:numPr>
         <w:spacing w:lineRule="auto" w:line="480"/>
         <w:jc w:val="start"/>
@@ -623,7 +623,7 @@
         <w:pStyle w:val="Normal"/>
         <w:numPr>
           <w:ilvl w:val="4"/>
-          <w:numId w:val="2"/>
+          <w:numId w:val="1"/>
         </w:numPr>
         <w:spacing w:lineRule="auto" w:line="480"/>
         <w:jc w:val="start"/>
@@ -639,7 +639,7 @@
         <w:pStyle w:val="Normal"/>
         <w:numPr>
           <w:ilvl w:val="4"/>
-          <w:numId w:val="2"/>
+          <w:numId w:val="1"/>
         </w:numPr>
         <w:spacing w:lineRule="auto" w:line="480"/>
         <w:jc w:val="start"/>
@@ -655,7 +655,7 @@
         <w:pStyle w:val="Normal"/>
         <w:numPr>
           <w:ilvl w:val="4"/>
-          <w:numId w:val="2"/>
+          <w:numId w:val="1"/>
         </w:numPr>
         <w:spacing w:lineRule="auto" w:line="480"/>
         <w:jc w:val="start"/>
@@ -681,7 +681,7 @@
         <w:pStyle w:val="Normal"/>
         <w:numPr>
           <w:ilvl w:val="2"/>
-          <w:numId w:val="2"/>
+          <w:numId w:val="1"/>
         </w:numPr>
         <w:spacing w:lineRule="auto" w:line="480"/>
         <w:jc w:val="start"/>
@@ -700,7 +700,7 @@
         <w:pStyle w:val="Normal"/>
         <w:numPr>
           <w:ilvl w:val="3"/>
-          <w:numId w:val="2"/>
+          <w:numId w:val="1"/>
         </w:numPr>
         <w:spacing w:lineRule="auto" w:line="480"/>
         <w:jc w:val="start"/>
@@ -716,7 +716,7 @@
         <w:pStyle w:val="Normal"/>
         <w:numPr>
           <w:ilvl w:val="3"/>
-          <w:numId w:val="2"/>
+          <w:numId w:val="1"/>
         </w:numPr>
         <w:spacing w:lineRule="auto" w:line="480"/>
         <w:jc w:val="start"/>
@@ -732,7 +732,7 @@
         <w:pStyle w:val="Normal"/>
         <w:numPr>
           <w:ilvl w:val="3"/>
-          <w:numId w:val="2"/>
+          <w:numId w:val="1"/>
         </w:numPr>
         <w:spacing w:lineRule="auto" w:line="480"/>
         <w:jc w:val="start"/>
@@ -749,7 +749,7 @@
         <w:pStyle w:val="Normal"/>
         <w:numPr>
           <w:ilvl w:val="1"/>
-          <w:numId w:val="2"/>
+          <w:numId w:val="1"/>
         </w:numPr>
         <w:spacing w:lineRule="auto" w:line="480"/>
         <w:jc w:val="start"/>
@@ -768,7 +768,7 @@
         <w:pStyle w:val="Normal"/>
         <w:numPr>
           <w:ilvl w:val="2"/>
-          <w:numId w:val="2"/>
+          <w:numId w:val="1"/>
         </w:numPr>
         <w:spacing w:lineRule="auto" w:line="480"/>
         <w:jc w:val="start"/>
@@ -787,7 +787,7 @@
         <w:pStyle w:val="Normal"/>
         <w:numPr>
           <w:ilvl w:val="2"/>
-          <w:numId w:val="2"/>
+          <w:numId w:val="1"/>
         </w:numPr>
         <w:spacing w:lineRule="auto" w:line="480"/>
         <w:jc w:val="start"/>
@@ -806,7 +806,7 @@
         <w:pStyle w:val="Normal"/>
         <w:numPr>
           <w:ilvl w:val="2"/>
-          <w:numId w:val="2"/>
+          <w:numId w:val="1"/>
         </w:numPr>
         <w:spacing w:lineRule="auto" w:line="480"/>
         <w:jc w:val="start"/>
@@ -825,7 +825,7 @@
         <w:pStyle w:val="Normal"/>
         <w:numPr>
           <w:ilvl w:val="2"/>
-          <w:numId w:val="2"/>
+          <w:numId w:val="1"/>
         </w:numPr>
         <w:spacing w:lineRule="auto" w:line="480"/>
         <w:jc w:val="start"/>
@@ -844,7 +844,7 @@
         <w:pStyle w:val="Normal"/>
         <w:numPr>
           <w:ilvl w:val="2"/>
-          <w:numId w:val="2"/>
+          <w:numId w:val="1"/>
         </w:numPr>
         <w:spacing w:lineRule="auto" w:line="480"/>
         <w:jc w:val="start"/>
@@ -863,7 +863,7 @@
         <w:pStyle w:val="Normal"/>
         <w:numPr>
           <w:ilvl w:val="3"/>
-          <w:numId w:val="2"/>
+          <w:numId w:val="1"/>
         </w:numPr>
         <w:spacing w:lineRule="auto" w:line="480"/>
         <w:jc w:val="start"/>
@@ -882,7 +882,7 @@
         <w:pStyle w:val="Normal"/>
         <w:numPr>
           <w:ilvl w:val="3"/>
-          <w:numId w:val="2"/>
+          <w:numId w:val="1"/>
         </w:numPr>
         <w:spacing w:lineRule="auto" w:line="480"/>
         <w:jc w:val="start"/>
@@ -901,7 +901,7 @@
         <w:pStyle w:val="Normal"/>
         <w:numPr>
           <w:ilvl w:val="1"/>
-          <w:numId w:val="2"/>
+          <w:numId w:val="1"/>
         </w:numPr>
         <w:spacing w:lineRule="auto" w:line="480"/>
         <w:jc w:val="start"/>
@@ -920,7 +920,7 @@
         <w:pStyle w:val="Normal"/>
         <w:numPr>
           <w:ilvl w:val="2"/>
-          <w:numId w:val="2"/>
+          <w:numId w:val="1"/>
         </w:numPr>
         <w:spacing w:lineRule="auto" w:line="480"/>
         <w:jc w:val="start"/>
@@ -943,7 +943,7 @@
         <w:pStyle w:val="Normal"/>
         <w:numPr>
           <w:ilvl w:val="2"/>
-          <w:numId w:val="2"/>
+          <w:numId w:val="1"/>
         </w:numPr>
         <w:spacing w:lineRule="auto" w:line="480"/>
         <w:jc w:val="start"/>
@@ -966,7 +966,7 @@
         <w:pStyle w:val="Normal"/>
         <w:numPr>
           <w:ilvl w:val="2"/>
-          <w:numId w:val="2"/>
+          <w:numId w:val="1"/>
         </w:numPr>
         <w:spacing w:lineRule="auto" w:line="480"/>
         <w:jc w:val="start"/>
@@ -989,7 +989,7 @@
         <w:pStyle w:val="Normal"/>
         <w:numPr>
           <w:ilvl w:val="2"/>
-          <w:numId w:val="2"/>
+          <w:numId w:val="1"/>
         </w:numPr>
         <w:spacing w:lineRule="auto" w:line="480"/>
         <w:jc w:val="start"/>
@@ -1012,7 +1012,7 @@
         <w:pStyle w:val="Normal"/>
         <w:numPr>
           <w:ilvl w:val="2"/>
-          <w:numId w:val="2"/>
+          <w:numId w:val="1"/>
         </w:numPr>
         <w:spacing w:lineRule="auto" w:line="480"/>
         <w:jc w:val="start"/>
@@ -1035,7 +1035,7 @@
         <w:pStyle w:val="Normal"/>
         <w:numPr>
           <w:ilvl w:val="1"/>
-          <w:numId w:val="2"/>
+          <w:numId w:val="1"/>
         </w:numPr>
         <w:spacing w:lineRule="auto" w:line="480"/>
         <w:jc w:val="start"/>
@@ -1054,7 +1054,7 @@
         <w:pStyle w:val="Normal"/>
         <w:numPr>
           <w:ilvl w:val="2"/>
-          <w:numId w:val="2"/>
+          <w:numId w:val="1"/>
         </w:numPr>
         <w:spacing w:lineRule="auto" w:line="480"/>
         <w:jc w:val="start"/>
@@ -1070,7 +1070,7 @@
         <w:pStyle w:val="Normal"/>
         <w:numPr>
           <w:ilvl w:val="2"/>
-          <w:numId w:val="2"/>
+          <w:numId w:val="1"/>
         </w:numPr>
         <w:spacing w:lineRule="auto" w:line="480"/>
         <w:jc w:val="start"/>
@@ -1086,7 +1086,7 @@
         <w:pStyle w:val="Normal"/>
         <w:numPr>
           <w:ilvl w:val="2"/>
-          <w:numId w:val="2"/>
+          <w:numId w:val="1"/>
         </w:numPr>
         <w:spacing w:lineRule="auto" w:line="480"/>
         <w:jc w:val="start"/>
@@ -1102,7 +1102,7 @@
         <w:pStyle w:val="Normal"/>
         <w:numPr>
           <w:ilvl w:val="2"/>
-          <w:numId w:val="2"/>
+          <w:numId w:val="1"/>
         </w:numPr>
         <w:spacing w:lineRule="auto" w:line="480"/>
         <w:jc w:val="start"/>
@@ -1118,7 +1118,7 @@
         <w:pStyle w:val="Normal"/>
         <w:numPr>
           <w:ilvl w:val="3"/>
-          <w:numId w:val="2"/>
+          <w:numId w:val="1"/>
         </w:numPr>
         <w:spacing w:lineRule="auto" w:line="480" w:before="0" w:after="160"/>
         <w:jc w:val="start"/>
@@ -1129,6 +1129,50 @@
       <w:r>
         <w:rPr/>
         <w:t>work : may be related to 1+ works</w:t>
+      </w:r>
+    </w:p>
+    <w:p>
+      <w:pPr>
+        <w:pStyle w:val="Normal"/>
+        <w:spacing w:lineRule="auto" w:line="480" w:before="0" w:after="160"/>
+        <w:jc w:val="start"/>
+        <w:rPr>
+          <w:rFonts w:ascii="Liberation Serif" w:hAnsi="Liberation Serif"/>
+        </w:rPr>
+      </w:pPr>
+      <w:r>
+        <w:rPr/>
+      </w:r>
+      <w:r>
+        <w:br w:type="page"/>
+      </w:r>
+    </w:p>
+    <w:p>
+      <w:pPr>
+        <w:pStyle w:val="Normal"/>
+        <w:spacing w:lineRule="auto" w:line="480" w:before="0" w:after="160"/>
+        <w:jc w:val="center"/>
+        <w:rPr>
+          <w:rFonts w:ascii="Liberation Serif" w:hAnsi="Liberation Serif"/>
+        </w:rPr>
+      </w:pPr>
+      <w:r>
+        <w:rPr/>
+        <w:t>Appendix B. Archival Materials</w:t>
+      </w:r>
+    </w:p>
+    <w:p>
+      <w:pPr>
+        <w:pStyle w:val="Normal"/>
+        <w:spacing w:lineRule="auto" w:line="480" w:before="0" w:after="160"/>
+        <w:jc w:val="start"/>
+        <w:rPr>
+          <w:rFonts w:ascii="Liberation Serif" w:hAnsi="Liberation Serif"/>
+        </w:rPr>
+      </w:pPr>
+      <w:r>
+        <w:rPr/>
+        <w:t>?</w:t>
       </w:r>
       <w:r>
         <w:br w:type="page"/>
@@ -1193,6 +1237,138 @@
   <w:abstractNum w:abstractNumId="1">
     <w:lvl w:ilvl="0">
       <w:start w:val="1"/>
+      <w:isLgl/>
+      <w:numFmt w:val="decimal"/>
+      <w:lvlText w:val="%1."/>
+      <w:lvlJc w:val="start"/>
+      <w:pPr>
+        <w:tabs>
+          <w:tab w:val="num" w:pos="720"/>
+        </w:tabs>
+        <w:ind w:start="720" w:hanging="360"/>
+      </w:pPr>
+      <w:rPr/>
+    </w:lvl>
+    <w:lvl w:ilvl="1">
+      <w:start w:val="1"/>
+      <w:numFmt w:val="decimal"/>
+      <w:lvlText w:val="%1.%2."/>
+      <w:lvlJc w:val="start"/>
+      <w:pPr>
+        <w:tabs>
+          <w:tab w:val="num" w:pos="1080"/>
+        </w:tabs>
+        <w:ind w:start="1080" w:hanging="360"/>
+      </w:pPr>
+      <w:rPr/>
+    </w:lvl>
+    <w:lvl w:ilvl="2">
+      <w:start w:val="1"/>
+      <w:numFmt w:val="lowerLetter"/>
+      <w:lvlText w:val="%3)"/>
+      <w:lvlJc w:val="start"/>
+      <w:pPr>
+        <w:tabs>
+          <w:tab w:val="num" w:pos="1440"/>
+        </w:tabs>
+        <w:ind w:start="1440" w:hanging="360"/>
+      </w:pPr>
+      <w:rPr/>
+    </w:lvl>
+    <w:lvl w:ilvl="3">
+      <w:start w:val="1"/>
+      <w:numFmt w:val="bullet"/>
+      <w:lvlText w:val=""/>
+      <w:lvlJc w:val="start"/>
+      <w:pPr>
+        <w:tabs>
+          <w:tab w:val="num" w:pos="1800"/>
+        </w:tabs>
+        <w:ind w:start="1800" w:hanging="360"/>
+      </w:pPr>
+      <w:rPr>
+        <w:rFonts w:ascii="Symbol" w:hAnsi="Symbol" w:cs="Symbol" w:hint="default"/>
+      </w:rPr>
+    </w:lvl>
+    <w:lvl w:ilvl="4">
+      <w:start w:val="1"/>
+      <w:numFmt w:val="bullet"/>
+      <w:lvlText w:val=""/>
+      <w:lvlJc w:val="start"/>
+      <w:pPr>
+        <w:tabs>
+          <w:tab w:val="num" w:pos="2160"/>
+        </w:tabs>
+        <w:ind w:start="2160" w:hanging="360"/>
+      </w:pPr>
+      <w:rPr>
+        <w:rFonts w:ascii="Symbol" w:hAnsi="Symbol" w:cs="Symbol" w:hint="default"/>
+      </w:rPr>
+    </w:lvl>
+    <w:lvl w:ilvl="5">
+      <w:start w:val="1"/>
+      <w:numFmt w:val="bullet"/>
+      <w:lvlText w:val=""/>
+      <w:lvlJc w:val="start"/>
+      <w:pPr>
+        <w:tabs>
+          <w:tab w:val="num" w:pos="2520"/>
+        </w:tabs>
+        <w:ind w:start="2520" w:hanging="360"/>
+      </w:pPr>
+      <w:rPr>
+        <w:rFonts w:ascii="Symbol" w:hAnsi="Symbol" w:cs="Symbol" w:hint="default"/>
+      </w:rPr>
+    </w:lvl>
+    <w:lvl w:ilvl="6">
+      <w:start w:val="1"/>
+      <w:numFmt w:val="bullet"/>
+      <w:lvlText w:val=""/>
+      <w:lvlJc w:val="start"/>
+      <w:pPr>
+        <w:tabs>
+          <w:tab w:val="num" w:pos="2880"/>
+        </w:tabs>
+        <w:ind w:start="2880" w:hanging="360"/>
+      </w:pPr>
+      <w:rPr>
+        <w:rFonts w:ascii="Symbol" w:hAnsi="Symbol" w:cs="Symbol" w:hint="default"/>
+      </w:rPr>
+    </w:lvl>
+    <w:lvl w:ilvl="7">
+      <w:start w:val="1"/>
+      <w:numFmt w:val="bullet"/>
+      <w:lvlText w:val=""/>
+      <w:lvlJc w:val="start"/>
+      <w:pPr>
+        <w:tabs>
+          <w:tab w:val="num" w:pos="3240"/>
+        </w:tabs>
+        <w:ind w:start="3240" w:hanging="360"/>
+      </w:pPr>
+      <w:rPr>
+        <w:rFonts w:ascii="Symbol" w:hAnsi="Symbol" w:cs="Symbol" w:hint="default"/>
+      </w:rPr>
+    </w:lvl>
+    <w:lvl w:ilvl="8">
+      <w:start w:val="1"/>
+      <w:numFmt w:val="bullet"/>
+      <w:lvlText w:val=""/>
+      <w:lvlJc w:val="start"/>
+      <w:pPr>
+        <w:tabs>
+          <w:tab w:val="num" w:pos="3600"/>
+        </w:tabs>
+        <w:ind w:start="3600" w:hanging="360"/>
+      </w:pPr>
+      <w:rPr>
+        <w:rFonts w:ascii="Symbol" w:hAnsi="Symbol" w:cs="Symbol" w:hint="default"/>
+      </w:rPr>
+    </w:lvl>
+  </w:abstractNum>
+  <w:abstractNum w:abstractNumId="2">
+    <w:lvl w:ilvl="0">
+      <w:start w:val="1"/>
       <w:numFmt w:val="none"/>
       <w:suff w:val="nothing"/>
       <w:lvlText w:val=""/>
@@ -1307,138 +1483,6 @@
         </w:tabs>
         <w:ind w:start="0" w:hanging="0"/>
       </w:pPr>
-    </w:lvl>
-  </w:abstractNum>
-  <w:abstractNum w:abstractNumId="2">
-    <w:lvl w:ilvl="0">
-      <w:start w:val="1"/>
-      <w:isLgl/>
-      <w:numFmt w:val="decimal"/>
-      <w:lvlText w:val="%1."/>
-      <w:lvlJc w:val="start"/>
-      <w:pPr>
-        <w:tabs>
-          <w:tab w:val="num" w:pos="720"/>
-        </w:tabs>
-        <w:ind w:start="720" w:hanging="360"/>
-      </w:pPr>
-      <w:rPr/>
-    </w:lvl>
-    <w:lvl w:ilvl="1">
-      <w:start w:val="1"/>
-      <w:numFmt w:val="decimal"/>
-      <w:lvlText w:val="%1.%2."/>
-      <w:lvlJc w:val="start"/>
-      <w:pPr>
-        <w:tabs>
-          <w:tab w:val="num" w:pos="1080"/>
-        </w:tabs>
-        <w:ind w:start="1080" w:hanging="360"/>
-      </w:pPr>
-      <w:rPr/>
-    </w:lvl>
-    <w:lvl w:ilvl="2">
-      <w:start w:val="1"/>
-      <w:numFmt w:val="lowerLetter"/>
-      <w:lvlText w:val="%3)"/>
-      <w:lvlJc w:val="start"/>
-      <w:pPr>
-        <w:tabs>
-          <w:tab w:val="num" w:pos="1440"/>
-        </w:tabs>
-        <w:ind w:start="1440" w:hanging="360"/>
-      </w:pPr>
-      <w:rPr/>
-    </w:lvl>
-    <w:lvl w:ilvl="3">
-      <w:start w:val="1"/>
-      <w:numFmt w:val="bullet"/>
-      <w:lvlText w:val=""/>
-      <w:lvlJc w:val="start"/>
-      <w:pPr>
-        <w:tabs>
-          <w:tab w:val="num" w:pos="1800"/>
-        </w:tabs>
-        <w:ind w:start="1800" w:hanging="360"/>
-      </w:pPr>
-      <w:rPr>
-        <w:rFonts w:ascii="Symbol" w:hAnsi="Symbol" w:cs="Symbol" w:hint="default"/>
-      </w:rPr>
-    </w:lvl>
-    <w:lvl w:ilvl="4">
-      <w:start w:val="1"/>
-      <w:numFmt w:val="bullet"/>
-      <w:lvlText w:val=""/>
-      <w:lvlJc w:val="start"/>
-      <w:pPr>
-        <w:tabs>
-          <w:tab w:val="num" w:pos="2160"/>
-        </w:tabs>
-        <w:ind w:start="2160" w:hanging="360"/>
-      </w:pPr>
-      <w:rPr>
-        <w:rFonts w:ascii="Symbol" w:hAnsi="Symbol" w:cs="Symbol" w:hint="default"/>
-      </w:rPr>
-    </w:lvl>
-    <w:lvl w:ilvl="5">
-      <w:start w:val="1"/>
-      <w:numFmt w:val="bullet"/>
-      <w:lvlText w:val=""/>
-      <w:lvlJc w:val="start"/>
-      <w:pPr>
-        <w:tabs>
-          <w:tab w:val="num" w:pos="2520"/>
-        </w:tabs>
-        <w:ind w:start="2520" w:hanging="360"/>
-      </w:pPr>
-      <w:rPr>
-        <w:rFonts w:ascii="Symbol" w:hAnsi="Symbol" w:cs="Symbol" w:hint="default"/>
-      </w:rPr>
-    </w:lvl>
-    <w:lvl w:ilvl="6">
-      <w:start w:val="1"/>
-      <w:numFmt w:val="bullet"/>
-      <w:lvlText w:val=""/>
-      <w:lvlJc w:val="start"/>
-      <w:pPr>
-        <w:tabs>
-          <w:tab w:val="num" w:pos="2880"/>
-        </w:tabs>
-        <w:ind w:start="2880" w:hanging="360"/>
-      </w:pPr>
-      <w:rPr>
-        <w:rFonts w:ascii="Symbol" w:hAnsi="Symbol" w:cs="Symbol" w:hint="default"/>
-      </w:rPr>
-    </w:lvl>
-    <w:lvl w:ilvl="7">
-      <w:start w:val="1"/>
-      <w:numFmt w:val="bullet"/>
-      <w:lvlText w:val=""/>
-      <w:lvlJc w:val="start"/>
-      <w:pPr>
-        <w:tabs>
-          <w:tab w:val="num" w:pos="3240"/>
-        </w:tabs>
-        <w:ind w:start="3240" w:hanging="360"/>
-      </w:pPr>
-      <w:rPr>
-        <w:rFonts w:ascii="Symbol" w:hAnsi="Symbol" w:cs="Symbol" w:hint="default"/>
-      </w:rPr>
-    </w:lvl>
-    <w:lvl w:ilvl="8">
-      <w:start w:val="1"/>
-      <w:numFmt w:val="bullet"/>
-      <w:lvlText w:val=""/>
-      <w:lvlJc w:val="start"/>
-      <w:pPr>
-        <w:tabs>
-          <w:tab w:val="num" w:pos="3600"/>
-        </w:tabs>
-        <w:ind w:start="3600" w:hanging="360"/>
-      </w:pPr>
-      <w:rPr>
-        <w:rFonts w:ascii="Symbol" w:hAnsi="Symbol" w:cs="Symbol" w:hint="default"/>
-      </w:rPr>
     </w:lvl>
   </w:abstractNum>
   <w:num w:numId="1">
